--- a/en/wisdom-stories/inner-housekeeping.docx
+++ b/en/wisdom-stories/inner-housekeeping.docx
@@ -60,7 +60,7 @@
         <w:rPr>
           <w:lang/>
         </w:rPr>
-        <w:t>I began with the disappointments. I didn’t try to relive each one or work out who had been right and who had been wrong. I simply realised that I no longer wanted to carry them.</w:t>
+        <w:t xml:space="preserve">I began with the disappointments. I didn’t try to relive each one or work out who had been right and who had been wrong. I simply realized that I no longer wanted to carry them.</w:t>
       </w:r>
     </w:p>
     <w:p>
@@ -224,7 +224,7 @@
         <w:rPr>
           <w:lang/>
         </w:rPr>
-        <w:t>I couldn’t make all my fears disappear in a single day. But I tried to listen to them and understand: which were protecting me, and which were standing in my way? I realised that fear didn’t always have to stop me. Sometimes it was possible to take a step while still being afraid.</w:t>
+        <w:t xml:space="preserve">I couldn’t make all my fears disappear in a single day. But I tried to listen to them and understand: which were protecting me, and which were standing in my way? I realized that fear didn’t always have to stop me. Sometimes it was possible to take a step while still being afraid.</w:t>
       </w:r>
     </w:p>
     <w:p>
